--- a/docs/Build_Plan_v5.4_to_code_change_record_and_suggestions.docx
+++ b/docs/Build_Plan_v5.4_to_code_change_record_and_suggestions.docx
@@ -629,6 +629,124 @@
           </w:p>
         </w:tc>
       </w:tr>
+      <w:tr>
+        <w:tc>
+          <w:tcPr>
+            <w:tcW w:type="dxa" w:w="1296"/>
+          </w:tcPr>
+          <w:p>
+            <w:r/>
+            <w:r>
+              <w:rPr>
+                <w:sz w:val="17"/>
+              </w:rPr>
+              <w:t>§8 Prompts — future horizon</w:t>
+            </w:r>
+          </w:p>
+        </w:tc>
+        <w:tc>
+          <w:tcPr>
+            <w:tcW w:type="dxa" w:w="3024"/>
+          </w:tcPr>
+          <w:p>
+            <w:r/>
+            <w:r>
+              <w:rPr>
+                <w:sz w:val="17"/>
+              </w:rPr>
+              <w:t>Stage-B recs from profile + O*NET (present-day); Stage-C has a brief future-time note.</w:t>
+            </w:r>
+          </w:p>
+        </w:tc>
+        <w:tc>
+          <w:tcPr>
+            <w:tcW w:type="dxa" w:w="3024"/>
+          </w:tcPr>
+          <w:p>
+            <w:r/>
+            <w:r>
+              <w:rPr>
+                <w:sz w:val="17"/>
+              </w:rPr>
+              <w:t>Stage-B recs explicitly chosen/framed for the 10-yr horizon (AI/automation; durable skills); Stage-C portrays the chosen career as it is ~10 yrs on and gives future-grounded skill/entry advice.</w:t>
+            </w:r>
+          </w:p>
+        </w:tc>
+        <w:tc>
+          <w:tcPr>
+            <w:tcW w:type="dxa" w:w="3456"/>
+          </w:tcPr>
+          <w:p>
+            <w:r/>
+            <w:r>
+              <w:rPr>
+                <w:color w:val="B5552F"/>
+                <w:sz w:val="17"/>
+              </w:rPr>
+              <w:t>Add a ‘ten-year horizon’ paragraph to §8.1/§8.5 (rec prompts) and strengthen the §8.2/§8.3 time-anchor so advice reflects the future labour market, not today's.</w:t>
+            </w:r>
+          </w:p>
+        </w:tc>
+      </w:tr>
+      <w:tr>
+        <w:tc>
+          <w:tcPr>
+            <w:tcW w:type="dxa" w:w="1296"/>
+          </w:tcPr>
+          <w:p>
+            <w:r/>
+            <w:r>
+              <w:rPr>
+                <w:sz w:val="17"/>
+              </w:rPr>
+              <w:t>§8 Prompts — reply length</w:t>
+            </w:r>
+          </w:p>
+        </w:tc>
+        <w:tc>
+          <w:tcPr>
+            <w:tcW w:type="dxa" w:w="3024"/>
+          </w:tcPr>
+          <w:p>
+            <w:r/>
+            <w:r>
+              <w:rPr>
+                <w:sz w:val="17"/>
+              </w:rPr>
+              <w:t>Role-play replies tend to a uniform medium paragraph.</w:t>
+            </w:r>
+          </w:p>
+        </w:tc>
+        <w:tc>
+          <w:tcPr>
+            <w:tcW w:type="dxa" w:w="3024"/>
+          </w:tcPr>
+          <w:p>
+            <w:r/>
+            <w:r>
+              <w:rPr>
+                <w:sz w:val="17"/>
+              </w:rPr>
+              <w:t>Length discipline: most replies short (1–3 sentences), deliberate mix; only big questions earn 2–3 short paragraphs.</w:t>
+            </w:r>
+          </w:p>
+        </w:tc>
+        <w:tc>
+          <w:tcPr>
+            <w:tcW w:type="dxa" w:w="3456"/>
+          </w:tcPr>
+          <w:p>
+            <w:r/>
+            <w:r>
+              <w:rPr>
+                <w:color w:val="B5552F"/>
+                <w:sz w:val="17"/>
+              </w:rPr>
+              <w:t>Note the strengthened length rule in §8.2/§8.3 (validated by role-play tests).</w:t>
+            </w:r>
+          </w:p>
+        </w:tc>
+      </w:tr>
     </w:tbl>
     <w:p>
       <w:pPr>
@@ -789,6 +907,30 @@
           <w:color w:val="202020"/>
         </w:rPr>
         <w:t>5. Other implementation notes (UX / repo)</w:t>
+      </w:r>
+    </w:p>
+    <w:p>
+      <w:pPr>
+        <w:pStyle w:val="ListBullet"/>
+      </w:pPr>
+      <w:r>
+        <w:t>Prompt design — TEN-YEAR HORIZON (Stage B, all three rec variants): the five recommendations and their why/path are now chosen and framed for the next decade's reality (AI/automation/labour-market shifts; favour durable, evolving directions and skills that still matter), not today's job market.</w:t>
+      </w:r>
+    </w:p>
+    <w:p>
+      <w:pPr>
+        <w:pStyle w:val="ListBullet"/>
+      </w:pPr>
+      <w:r>
+        <w:t>Prompt design — Stage C (main + baseline): future-reality grounding strengthened — the SPECIFIC chosen career is portrayed as it is ~10 years on (its tasks/tools/what's hired and rewarded have changed), and advice about skills/how-to-get-in must reflect the future labour market, not today's playbook. Reply-length discipline strengthened so MOST replies are short (1–3 sentences) with a deliberate mix, instead of a uniform medium paragraph every turn. (Validated by role-play self-tests.)</w:t>
+      </w:r>
+    </w:p>
+    <w:p>
+      <w:pPr>
+        <w:pStyle w:val="ListBullet"/>
+      </w:pPr>
+      <w:r>
+        <w:t>Prompt copy — removed a stale 'Econ/Business student' default reference (now field-agnostic), consistent with the broadened any-major population.</w:t>
       </w:r>
     </w:p>
     <w:p>

--- a/docs/Build_Plan_v5.4_to_code_change_record_and_suggestions.docx
+++ b/docs/Build_Plan_v5.4_to_code_change_record_and_suggestions.docx
@@ -922,7 +922,15 @@
         <w:pStyle w:val="ListBullet"/>
       </w:pPr>
       <w:r>
-        <w:t>Prompt design — Stage C (main + baseline): future-reality grounding strengthened — the SPECIFIC chosen career is portrayed as it is ~10 years on (its tasks/tools/what's hired and rewarded have changed), and advice about skills/how-to-get-in must reflect the future labour market, not today's playbook. Reply-length discipline strengthened so MOST replies are short (1–3 sentences) with a deliberate mix, instead of a uniform medium paragraph every turn. (Validated by role-play self-tests.)</w:t>
+        <w:t>Prompt design — Stage C (main + baseline): future-reality grounding strengthened — the SPECIFIC chosen career is portrayed as it is ~10 years on (its tasks/tools/what's hired and rewarded have changed), and advice about skills/how-to-get-in must reflect the future labour market, not today's playbook. A guard makes this apply to EVERY field (clinical, hands-on, caring, creative, trades — not only desk work). Reply-length discipline strengthened so MOST replies are short (1–3 sentences) with a deliberate mix, instead of a uniform medium paragraph every turn.</w:t>
+      </w:r>
+    </w:p>
+    <w:p>
+      <w:pPr>
+        <w:pStyle w:val="ListBullet"/>
+      </w:pPr>
+      <w:r>
+        <w:t>Prompt-behaviour QA: test/prompt_behavior_check.mjs runs the real Stage-C prompt through a scripted conversation and OBJECTIVELY measures length-variation + future-grounding across career types (analytical/clinical/caring); both PASS (see docs/prompt_behavior_evidence.md). Re-run with the study's gpt-5.1 (LLM_BASE_URL+UVA_API_TOKEN) before fielding; it exits non-zero on regression.</w:t>
       </w:r>
     </w:p>
     <w:p>

--- a/docs/Build_Plan_v5.4_to_code_change_record_and_suggestions.docx
+++ b/docs/Build_Plan_v5.4_to_code_change_record_and_suggestions.docx
@@ -29,6 +29,9 @@
           <w:sz w:val="18"/>
         </w:rPr>
         <w:t>Generated 2026-06-18 from the current code on branch claude/peaceful-ramanujan-7iakx2. Each row: what the guidance currently says → what the code now does → the suggested edit. Apply these to bring the guidance document in line with the implementation.</w:t>
+      </w:r>
+      <w:r>
+        <w:t xml:space="preserve">  Updated 2026-06-19 (branch claude/sleepy-brown-039dhc) — see §6 below.</w:t>
       </w:r>
     </w:p>
     <w:p>
@@ -989,6 +992,83 @@
         <w:t>Repo: GitHub Actions CI (npm ci → test → build), .nvmrc, .editorconfig, LICENSE.md added; superseded docs moved to docs/archive/; build_sync_test guards build/ against source drift.</w:t>
       </w:r>
     </w:p>
+    <w:p>
+      <w:pPr>
+        <w:pStyle w:val="Heading1"/>
+      </w:pPr>
+      <w:r>
+        <w:t>6. 2026-06-19 update — security hardening, stage-B fix, recruiter tooling, gpt-5.1 validation</w:t>
+      </w:r>
+    </w:p>
+    <w:p>
+      <w:r>
+        <w:t>Changes since the 2026-06-18 generation (session on branch claude/sleepy-brown-039dhc; merged to main and deployed on Railway). All verified — npm test + the Python eval pytest green, and the security + stage-B fixes confirmed live in production.</w:t>
+      </w:r>
+    </w:p>
+    <w:p>
+      <w:pPr>
+        <w:pStyle w:val="ListBullet"/>
+      </w:pPr>
+      <w:r>
+        <w:t>Security — static serving switched from a denylist to an ALLOWLIST: only the participant app's public assets are served (/, index.html, config.js, styles.css, build/*.js, vendor/*.js); everything else 404s. The old denylist had left the gated dashboards' own source (admin/admin.jsx, results/results.jsx), server.js, build.mjs, package.json, analysis.py and docs/*.docx WORLD-READABLE in production — the dashboard source defeated its own token gate. Verified live (the files now 404). (PR #16.)</w:t>
+      </w:r>
+    </w:p>
+    <w:p>
+      <w:pPr>
+        <w:pStyle w:val="ListBullet"/>
+      </w:pPr>
+      <w:r>
+        <w:t>Privacy — “Export de-identified” now removes the participant's self-entered name: deidentifyStudy() deletes profile.name (anonymizeStudy re-labels P0x for /results). The file was labelled de-identified but had been shipping real names; reconstruct_test asserts the fix. (PR #16.)</w:t>
+      </w:r>
+    </w:p>
+    <w:p>
+      <w:pPr>
+        <w:pStyle w:val="ListBullet"/>
+      </w:pPr>
+      <w:r>
+        <w:t>Stage-B opening card leak fixed: the DIRECT arm emits its five cards in its FIRST turn, but only /api/chat ran the extractor, so /api/phase-b/session dumped a raw ```json``` block into the opening bubble. The session route (and /api/regenerate, for symmetry) now extract the opening → {opening: clean, recommendations}; the client renders cards. test/phaseb_opening_test.mjs (real server + stub LLM) guards it. (PR #17.)</w:t>
+      </w:r>
+    </w:p>
+    <w:p>
+      <w:pPr>
+        <w:pStyle w:val="ListBullet"/>
+      </w:pPr>
+      <w:r>
+        <w:t>Auth / CORS hardening: admin + results token checks use crypto.timingSafeEqual (constant-time); the wildcard CORS is scoped OFF /api/admin + /api/results (same-origin, cookie-auth). (PR #16.)</w:t>
+      </w:r>
+    </w:p>
+    <w:p>
+      <w:pPr>
+        <w:pStyle w:val="ListBullet"/>
+      </w:pPr>
+      <w:r>
+        <w:t>Results dashboard robustness: the Overview tab guards the nested mean_delta / mean_post derefs (no white-screen on a changed payload); the RQ-results runs view now polls queued/running runs like the admin Eval + Sims views; admin session-detail “link #&lt;pid&gt;” relabelled “PID &lt;pid&gt;”. (PR #16.)</w:t>
+      </w:r>
+    </w:p>
+    <w:p>
+      <w:pPr>
+        <w:pStyle w:val="ListBullet"/>
+      </w:pPr>
+      <w:r>
+        <w:t>Recruiter attribution (researcher tooling): additive `recruiter` column (+ index); createSession / updateSession / listSessions / reconstructStudy carry it and listSessions gains a recruiter filter. The Recruit tab gains a “who's sending these links out” selector (Andrea / Thy / Kaehl / Gleb / Unassigned); generated links group as “sent by X · Y version · rec × cond”; Sessions gains a By column + a recruiter filter; CSV + JSON exports gain the column. The recruiter is ADMIN metadata only — deliberately NOT added to the participant-facing link. db_test covers create/reconstruct/list + the filter. (PR #21.)</w:t>
+      </w:r>
+    </w:p>
+    <w:p>
+      <w:pPr>
+        <w:pStyle w:val="ListBullet"/>
+      </w:pPr>
+      <w:r>
+        <w:t>Public landing page: site/index.html (app link + a deliberately non-biasing project summary, app-matched light/dark styling) served at /about (alias /welcome). GitHub Pages could NOT be enabled without repo-owner access (a collaborator's Settings has no Pages option; the Actions token gets “Resource not accessible by integration” on enablement), so the page is served from the app; a workflow_dispatch-only Pages workflow (.github/workflows/pages.yml) remains for the owner to publish a github.io copy. (PRs #18–#20.)</w:t>
+      </w:r>
+    </w:p>
+    <w:p>
+      <w:pPr>
+        <w:pStyle w:val="ListBullet"/>
+      </w:pPr>
+      <w:r>
+        <w:t>Stage-B DIRECT prompt validated on the REAL production model (gpt-5.1 via the UvA proxy, llmproxy.uva.nl): across multiple profiles it returns exactly five cards every run (no raw-JSON leak), correctly skips the warm-up / exploration question (the direct manipulation), and runs the post-pick location negotiation with genuine geography-fit reasoning. No prompt change required — the confirmed direct prompt is faithful and behaves to spec on gpt-5.1.</w:t>
+      </w:r>
+    </w:p>
     <w:sectPr>
       <w:pgSz w:w="12240" w:h="15840"/>
       <w:pgMar w:top="1440" w:right="1800" w:bottom="1440" w:left="1800" w:header="720" w:footer="720" w:gutter="0"/>

--- a/docs/Build_Plan_v5.4_to_code_change_record_and_suggestions.docx
+++ b/docs/Build_Plan_v5.4_to_code_change_record_and_suggestions.docx
@@ -1069,6 +1069,14 @@
         <w:t>Stage-B DIRECT prompt validated on the REAL production model (gpt-5.1 via the UvA proxy, llmproxy.uva.nl): across multiple profiles it returns exactly five cards every run (no raw-JSON leak), correctly skips the warm-up / exploration question (the direct manipulation), and runs the post-pick location negotiation with genuine geography-fit reasoning. No prompt change required — the confirmed direct prompt is faithful and behaves to spec on gpt-5.1.</w:t>
       </w:r>
     </w:p>
+    <w:p>
+      <w:pPr>
+        <w:pStyle w:val="ListBullet"/>
+      </w:pPr>
+      <w:r>
+        <w:t>§8.3 stage-C BASELINE trimmed back toward the confirmed minimal spec: buildBaselinePrompt had drifted to carry design-component-like instructions §8.3 says it must NOT have. Removed the decade/AI future-grounding paragraph, the money line, and the advice/multi-part lines (~3110 → ~1690 chars); kept only the shared floors + hygiene (reply-length pacing §(g), the geography don't-mislead floor, the no-invented-memories coherence floor, plain-prose). Validated on gpt-5.1 vs MAIN: length-comparable (~110 vs ~131 words/turn), coherent, geography floor holds, no spontaneous false memories.</w:t>
+      </w:r>
+    </w:p>
     <w:sectPr>
       <w:pgSz w:w="12240" w:h="15840"/>
       <w:pgMar w:top="1440" w:right="1800" w:bottom="1440" w:left="1800" w:header="720" w:footer="720" w:gutter="0"/>

--- a/docs/Build_Plan_v5.4_to_code_change_record_and_suggestions.docx
+++ b/docs/Build_Plan_v5.4_to_code_change_record_and_suggestions.docx
@@ -1069,14 +1069,6 @@
         <w:t>Stage-B DIRECT prompt validated on the REAL production model (gpt-5.1 via the UvA proxy, llmproxy.uva.nl): across multiple profiles it returns exactly five cards every run (no raw-JSON leak), correctly skips the warm-up / exploration question (the direct manipulation), and runs the post-pick location negotiation with genuine geography-fit reasoning. No prompt change required — the confirmed direct prompt is faithful and behaves to spec on gpt-5.1.</w:t>
       </w:r>
     </w:p>
-    <w:p>
-      <w:pPr>
-        <w:pStyle w:val="ListBullet"/>
-      </w:pPr>
-      <w:r>
-        <w:t>§8.3 stage-C BASELINE trimmed back toward the confirmed minimal spec: buildBaselinePrompt had drifted to carry design-component-like instructions §8.3 says it must NOT have. Removed the decade/AI future-grounding paragraph, the money line, and the advice/multi-part lines (~3110 → ~1690 chars); kept only the shared floors + hygiene (reply-length pacing §(g), the geography don't-mislead floor, the no-invented-memories coherence floor, plain-prose). Validated on gpt-5.1 vs MAIN: length-comparable (~110 vs ~131 words/turn), coherent, geography floor holds, no spontaneous false memories.</w:t>
-      </w:r>
-    </w:p>
     <w:sectPr>
       <w:pgSz w:w="12240" w:h="15840"/>
       <w:pgMar w:top="1440" w:right="1800" w:bottom="1440" w:left="1800" w:header="720" w:footer="720" w:gutter="0"/>
